--- a/templates/tblR4JPa9dyagRA6/广东迪薇.docx
+++ b/templates/tblR4JPa9dyagRA6/广东迪薇.docx
@@ -699,7 +699,7 @@
                 <w:sz w:val="32"/>
                 <w:szCs w:val="32"/>
               </w:rPr>
-              <w:t>{出货名}</w:t>
+              <w:t xml:space="preserve">{客户产品名（出货单名称）}</w:t>
             </w:r>
           </w:p>
         </w:tc>
